--- a/项目变更单1.docx
+++ b/项目变更单1.docx
@@ -55,7 +55,37 @@
           <w:rFonts w:ascii="Arial" w:hAnsi="Arial" w:eastAsia="等线" w:cs="Arial"/>
           <w:sz w:val="22"/>
         </w:rPr>
-        <w:t>变更提交日期：2026年XX月XX日（项目第2周）</w:t>
+        <w:t>变更提交日期：2026年</w:t>
+      </w:r>
+      <w:r>
+        <w:rPr>
+          <w:rFonts w:hint="eastAsia" w:ascii="Arial" w:hAnsi="Arial" w:eastAsia="等线" w:cs="Arial"/>
+          <w:sz w:val="22"/>
+          <w:lang w:val="en-US" w:eastAsia="zh-CN"/>
+        </w:rPr>
+        <w:t>3</w:t>
+      </w:r>
+      <w:r>
+        <w:rPr>
+          <w:rFonts w:ascii="Arial" w:hAnsi="Arial" w:eastAsia="等线" w:cs="Arial"/>
+          <w:sz w:val="22"/>
+        </w:rPr>
+        <w:t>月</w:t>
+      </w:r>
+      <w:r>
+        <w:rPr>
+          <w:rFonts w:hint="eastAsia" w:ascii="Arial" w:hAnsi="Arial" w:eastAsia="等线" w:cs="Arial"/>
+          <w:sz w:val="22"/>
+          <w:lang w:val="en-US" w:eastAsia="zh-CN"/>
+        </w:rPr>
+        <w:t>15</w:t>
+      </w:r>
+      <w:r>
+        <w:rPr>
+          <w:rFonts w:ascii="Arial" w:hAnsi="Arial" w:eastAsia="等线" w:cs="Arial"/>
+          <w:sz w:val="22"/>
+        </w:rPr>
+        <w:t>日（项目第2周）</w:t>
       </w:r>
     </w:p>
     <w:p>
@@ -63,13 +93,25 @@
         <w:spacing w:before="120" w:after="120" w:line="288" w:lineRule="auto"/>
         <w:ind w:left="0"/>
         <w:jc w:val="left"/>
+        <w:rPr>
+          <w:rFonts w:hint="eastAsia" w:eastAsia="等线"/>
+          <w:lang w:eastAsia="zh-CN"/>
+        </w:rPr>
       </w:pPr>
       <w:r>
         <w:rPr>
           <w:rFonts w:ascii="Arial" w:hAnsi="Arial" w:eastAsia="等线" w:cs="Arial"/>
           <w:sz w:val="22"/>
         </w:rPr>
-        <w:t>变更状态：待审批</w:t>
+        <w:t>变更状态：</w:t>
+      </w:r>
+      <w:r>
+        <w:rPr>
+          <w:rFonts w:hint="eastAsia" w:ascii="Arial" w:hAnsi="Arial" w:eastAsia="等线" w:cs="Arial"/>
+          <w:sz w:val="22"/>
+          <w:lang w:val="en-US" w:eastAsia="zh-CN"/>
+        </w:rPr>
+        <w:t>已审批</w:t>
       </w:r>
     </w:p>
     <w:p>
@@ -89,6 +131,8 @@
         <w:t>一、变更基本信息</w:t>
       </w:r>
       <w:bookmarkEnd w:id="0"/>
+      <w:bookmarkStart w:id="12" w:name="_GoBack"/>
+      <w:bookmarkEnd w:id="12"/>
     </w:p>
     <w:tbl>
       <w:tblPr>
@@ -3805,8 +3849,6 @@
         <w:ind w:left="0"/>
         <w:jc w:val="left"/>
       </w:pPr>
-      <w:bookmarkStart w:id="12" w:name="_GoBack"/>
-      <w:bookmarkEnd w:id="12"/>
     </w:p>
     <w:sectPr>
       <w:headerReference r:id="rId3" w:type="default"/>
@@ -4155,6 +4197,7 @@
       <w:jc w:val="both"/>
     </w:pPr>
     <w:rPr>
+      <w:rFonts w:asciiTheme="minorHAnsi" w:hAnsiTheme="minorHAnsi" w:eastAsiaTheme="minorEastAsia" w:cstheme="minorBidi"/>
       <w:sz w:val="21"/>
       <w:szCs w:val="22"/>
     </w:rPr>
